--- a/nep/docx/01.content.docx
+++ b/nep/docx/01.content.docx
@@ -136,13 +136,6 @@
         <w:rPr>
           <w:lang w:val="ne_NP" w:bidi="ne_NP"/>
         </w:rPr>
-      </w:r>
-      <w:r>
-        <w:rPr>
-          <w:i/>
-          <w:lang w:val="ne_NP" w:bidi="ne_NP"/>
-        </w:rPr>
-        <w:t>उत्पत्ति १:१, उत्पत्ति १:२, उत्पत्ति १:३, उत्पत्ति १:७–८, उत्पत्ति १:१०, उत्पत्ति 1:11–12, उत्पत्ति १:१४, उत्पत्ति 1:16, उत्पत्ति १:२१, उत्पत्ति १:२२, उत्पत्ति १:२६, उत्पत्ति 1:26 (#2), उत्पत्ति 1:27, उत्पत्ति 1:28, उत्पत्ति 1:29, उत्पत्ति 1:31, उत्पत्ति २:२–३, उत्पत्ति २:६, उत्पत्ति २:७, उत्पत्ति २:८, उत्पत्ति २:९, उत्पत्ति २:१५, उत्पत्ति २:१६–१७, उत्पत्ति २:१७, उत्पत्ति २:१८, उत्पत्ति २:१९, उत्पत्ति २:२०, उत्पत्ति २:२२, उत्पत्ति २:२३, उत्पत्ति २:२४, उत्पत्ति २:२५, उत्पत्ति ३:१, उत्पत्ति ३:४, उत्पत्ति ३:५, उत्पत्ति 3:6, उत्पत्ति 3:6 (#2), उत्पत्ति ३:७, उत्पत्ति ३:८, उत्पत्ति ३:१०, उत्पत्ति ३:१२, उत्पत्ति ३:१३, उत्पत्ति ३:१५, उत्पत्ति 3:16, उत्पत्ति ३:१७, उत्पत्ति ३:२०, उत्पत्ति 3:21, उत्पत्ति ३:२२, उत्पत्ति ३:२४, उत्पत्ति ४:२, उत्पत्ति ४:३, उत्पत्ति ४:४, उत्पत्ति ४:४–५, उत्पत्ति ४:५, उत्पत्ति ४:७, उत्पत्ति ४:८, उत्पत्ति ४:९, उत्पत्ति ४:१२, उत्पत्ति ४:१५, उत्पत्ति ४:१६, उत्पत्ति ४:१९, उत्पत्ति ४:२३, उत्पत्ति ४:२५, उत्पत्ति ४:२६, उत्पत्ति ५:१, उत्पत्ति ५:१ (#२), उत्पत्ति ५:२, उत्पत्ति ५:५, उत्पत्ति ५:८, उत्पत्ति ५:१४, उत्पत्ति ५:२०, उत्पत्ति ५:२४, उत्पत्ति ५:२९, उत्पत्ति ५:३२, उत्पत्ति ६:२, उत्पत्ति ६:३, उत्पत्ति ६:४, उत्पत्ति ६:५, उत्पत्ति ६:७, उत्पत्ति ६:८, उत्पत्ति ६:९, उत्पत्ति ६:१४, उत्पत्ति ६:१७, उत्पत्ति ६:१८, उत्पत्ति ६:१८ (#२), उत्पत्ति ६:१९, उत्पत्ति ६:२२, उत्पत्ति ७:२, उत्पत्ति ७:४, उत्पत्ति ७:६, उत्पत्ति ७:९, उत्पत्ति ७:११, उत्पत्ति ७:१६, उत्पत्ति ७:२०, उत्पत्ति ७:२१, उत्पत्ति ७:२३, उत्पत्ति ८:१–२, उत्पत्ति ८:४, उत्पत्ति ८:९, उत्पत्ति 8:11, उत्पत्ति 8:12, उत्पत्ति ८:१३, उत्पत्ति ८:१७, उत्पत्ति ८:२०, उत्पत्ति 8:21, उत्पत्ति ८:२१ (#२), उत्पत्ति ९:१, उत्पत्ति ९:३, उत्पत्ति ९:४, उत्पत्ति ९:४ (#२), उत्पत्ति ९:५–६, उत्पत्ति ९:६, उत्पत्ति ९:९–११, उत्पत्ति ९:१३, उत्पत्ति ९:१५, उत्पत्ति 9:16–17, उत्पत्ति ९:१८, उत्पत्ति 9:20–21, उत्पत्ति ९:२३, उत्पत्ति ९:२५, उत्पत्ति ९:२६–२७, उत्पत्ति १०:५, उत्पत्ति 10:9, उत्पत्ति १०:१०, उत्पत्ति १०:११, उत्पत्ति १०:१५, उत्पत्ति १०:२०, उत्पत्ति 10:25, उत्पत्ति 10:31, उत्पत्ति 10:32, उत्पत्ति ११:१, उत्पत्ति ११:२, उत्पत्ति ११:४, उत्पत्ति 11:4 (#2), उत्पत्ति ११:७, उनीहरूलाई तल झरौं र त्यहाँ उनीहरूको भाषा गडबड गरौं ताकि उनीहरूले एकअर्कालाई बुझ्न नसकून्।, उत्पत्ति ११:८, उत्पत्ति ११:९, उत्पत्ति ११:१०, उत्पत्ति ११:२६, उत्पत्ति ११:२७, उत्पत्ति ११:२८, उत्पत्ति ११:२९, उत्पत्ति ११:३०, उत्पत्ति ११:३१, उत्पत्ति १२:१, उत्पत्ति १२:२–३, उत्पत्ति १२:५, उत्पत्ति १२:५ (#२), उत्पत्ति १२:७, उत्पत्ति १२:८, उत्पत्ति १२:१०, उत्पत्ति १२:१२, उत्पत्ति १२:१३, उत्पत्ति १२:१५, उत्पत्ति १२:१७, उत्पत्ति १२:१८–१९, उत्पत्ति १२:२०, उत्पत्ति १३:१, उत्पत्ति १३:२, उत्पत्ति 13:6–7, उत्पत्ति १३:९, उत्पत्ति १३:१०–११, उत्पत्ति १३:१२, उत्पत्ति १३:१३, उत्पत्ति १३:१४–१५, उत्पत्ति १३:१६, उत्पत्ति १३:१८, उत्पत्ति १४:११–१२, उत्पत्ति १४:१४, उत्पत्ति १४:१५–१६, उत्पत्ति १४:१७–१८, उत्पत्ति 14:18, उत्पत्ति 14:18 (#2), उत्पत्ति १४:१९–२०, उत्पत्ति १४:२०, उत्पत्ति 14:21, उत्पत्ति १४:२२–२३, उत्पत्ति १४:२३–२४, उत्पत्ति १५:१, उत्पत्ति १५:२–३, उत्पत्ति १५:४, उत्पत्ति १५:५, उत्पत्ति १५:६, उत्पत्ति १५:८, उत्पत्ति १५:१०, उत्पत्ति १५:१२, उत्पत्ति १५:१३, उत्पत्ति 15:14, उत्पत्ति १५:१५, उत्पत्ति १५:१६, उत्पत्ति 15:17, उत्पत्ति १५:१८–२१, उत्पत्ति १६:१–२, उत्पत्ति १६:४, उत्पत्ति १६:५–६, उत्पत्ति १६:६, उत्पत्ति १६:९, उत्पत्ति १६:१०, उत्पत्ति 16:11, उत्पत्ति १६:१२, उत्पत्ति १६:१३, उत्पत्ति १६:१६, उत्पत्ति १७:१, उत्पत्ति १७:१ (#२), उत्पत्ति १७:५, उत्पत्ति १७:८, उत्पत्ति १७:८ (#२), उत्पत्ति १७:१०–११, उत्पत्ति १७:१२, उत्पत्ति १७:१२–१३, उत्पत्ति १७:१४, उत्पत्ति १७:१५, उत्पत्ति १७:१६, उत्पत्ति १७:१७, उत्पत्ति १७:१९, उत्पत्ति १७:१९ (#२), उत्पत्ति १७:२०, उत्पत्ति १७:२१, उत्पत्ति १७:२४–२७, उत्पत्ति १७:२५, उत्पत्ति १८:२, उत्पत्ति १८:४–५, उत्पत्ति १८:९, उत्पत्ति १८:१०, उत्पत्ति 18:12, उत्पत्ति 18:14, उत्पत्ति १८:१६, उत्पत्ति १८:१७, उत्पत्ति १८:१९, उत्पत्ति 18:20–21, उत्पत्ति १८:२३, उत्पत्ति १८:२६, उत्पत्ति १८:२८, उत्पत्ति 18:29, उत्पत्ति १८:३०, उत्पत्ति १८:३१, उत्पत्ति १८:३२, उत्पत्ति १९:२, उत्पत्ति १९:२ (#२), उत्पत्ति १९:३, उत्पत्ति १९:५, उत्पत्ति 19:8, उत्पत्ति 19:9, उत्पत्ति 19:11, उत्पत्ति 19:13, उत्पत्ति 19:14, उत्पत्ति 19:15, उत्पत्ति 19:16, उत्पत्ति 19:17, उत्पत्ति १९:२२, उत्पत्ति 19:24, उत्पत्ति 19:26, उत्पत्ति 19:28, उत्पत्ति १९:३०, उत्पत्ति 19:31–32, उत्पत्ति १९:३७–३८</w:t>
       </w:r>
       <w:r>
         <w:rPr>

--- a/nep/docx/01.content.docx
+++ b/nep/docx/01.content.docx
@@ -123,19 +123,6 @@
           <w:lang w:val="ne_NP" w:bidi="ne_NP"/>
         </w:rPr>
         <w:t>GEN</w:t>
-      </w:r>
-      <w:r>
-        <w:rPr>
-          <w:lang w:val="ne_NP" w:bidi="ne_NP"/>
-        </w:rPr>
-      </w:r>
-    </w:p>
-    <w:p>
-      <w:pPr/>
-      <w:r>
-        <w:rPr>
-          <w:lang w:val="ne_NP" w:bidi="ne_NP"/>
-        </w:rPr>
       </w:r>
       <w:r>
         <w:rPr>

--- a/nep/docx/01.content.docx
+++ b/nep/docx/01.content.docx
@@ -19,7 +19,7 @@
         <w:rPr>
           <w:lang w:val="ne_NP" w:bidi="ne_NP"/>
         </w:rPr>
-        <w:t>Resource: Translation Questions (unfoldingWord)</w:t>
+        <w:t>Resource: unfoldingWord® Translation Questions</w:t>
       </w:r>
       <w:r>
         <w:rPr>
@@ -85,7 +85,7 @@
         <w:rPr>
           <w:lang w:val="ne_NP" w:bidi="ne_NP"/>
         </w:rPr>
-        <w:t>Translation Questions (unfoldingWord)</w:t>
+        <w:t>unfoldingWord® Translation Questions</w:t>
       </w:r>
     </w:p>
     <w:p>
